--- a/Project Documents/721814 SOP/721814 SOP/Clinical Supplies/CRO_FM_CTS0005 Revision 3.docx
+++ b/Project Documents/721814 SOP/721814 SOP/Clinical Supplies/CRO_FM_CTS0005 Revision 3.docx
@@ -7353,41 +7353,6 @@
             <w:rPr>
               <w:noProof/>
             </w:rPr>
-            <w:drawing>
-              <wp:inline distT="0" distB="0" distL="0" distR="0" wp14:anchorId="6360288E" wp14:editId="7B00B363">
-                <wp:extent cx="2314286" cy="666667"/>
-                <wp:effectExtent l="0" t="0" r="0" b="635"/>
-                <wp:docPr id="2" name="Picture 2"/>
-                <wp:cNvGraphicFramePr>
-                  <a:graphicFrameLocks xmlns:a="http://schemas.openxmlformats.org/drawingml/2006/main" noChangeAspect="1"/>
-                </wp:cNvGraphicFramePr>
-                <a:graphic xmlns:a="http://schemas.openxmlformats.org/drawingml/2006/main">
-                  <a:graphicData uri="http://schemas.openxmlformats.org/drawingml/2006/picture">
-                    <pic:pic xmlns:pic="http://schemas.openxmlformats.org/drawingml/2006/picture">
-                      <pic:nvPicPr>
-                        <pic:cNvPr id="1" name=""/>
-                        <pic:cNvPicPr/>
-                      </pic:nvPicPr>
-                      <pic:blipFill>
-                        <a:blip r:embed="rId1"/>
-                        <a:stretch>
-                          <a:fillRect/>
-                        </a:stretch>
-                      </pic:blipFill>
-                      <pic:spPr>
-                        <a:xfrm>
-                          <a:off x="0" y="0"/>
-                          <a:ext cx="2314286" cy="666667"/>
-                        </a:xfrm>
-                        <a:prstGeom prst="rect">
-                          <a:avLst/>
-                        </a:prstGeom>
-                      </pic:spPr>
-                    </pic:pic>
-                  </a:graphicData>
-                </a:graphic>
-              </wp:inline>
-            </w:drawing>
           </w:r>
         </w:p>
       </w:tc>
@@ -7576,41 +7541,6 @@
             <w:rPr>
               <w:noProof/>
             </w:rPr>
-            <w:drawing>
-              <wp:inline distT="0" distB="0" distL="0" distR="0" wp14:anchorId="64EEDB11" wp14:editId="3A570FFD">
-                <wp:extent cx="2314286" cy="666667"/>
-                <wp:effectExtent l="0" t="0" r="0" b="635"/>
-                <wp:docPr id="1" name="Picture 1"/>
-                <wp:cNvGraphicFramePr>
-                  <a:graphicFrameLocks xmlns:a="http://schemas.openxmlformats.org/drawingml/2006/main" noChangeAspect="1"/>
-                </wp:cNvGraphicFramePr>
-                <a:graphic xmlns:a="http://schemas.openxmlformats.org/drawingml/2006/main">
-                  <a:graphicData uri="http://schemas.openxmlformats.org/drawingml/2006/picture">
-                    <pic:pic xmlns:pic="http://schemas.openxmlformats.org/drawingml/2006/picture">
-                      <pic:nvPicPr>
-                        <pic:cNvPr id="1" name=""/>
-                        <pic:cNvPicPr/>
-                      </pic:nvPicPr>
-                      <pic:blipFill>
-                        <a:blip r:embed="rId1"/>
-                        <a:stretch>
-                          <a:fillRect/>
-                        </a:stretch>
-                      </pic:blipFill>
-                      <pic:spPr>
-                        <a:xfrm>
-                          <a:off x="0" y="0"/>
-                          <a:ext cx="2314286" cy="666667"/>
-                        </a:xfrm>
-                        <a:prstGeom prst="rect">
-                          <a:avLst/>
-                        </a:prstGeom>
-                      </pic:spPr>
-                    </pic:pic>
-                  </a:graphicData>
-                </a:graphic>
-              </wp:inline>
-            </w:drawing>
           </w:r>
         </w:p>
       </w:tc>
